--- a/Quick Run Guide for Rigol DG1022Z Stimulation GUI.docx
+++ b/Quick Run Guide for Rigol DG1022Z Stimulation GUI.docx
@@ -95,6 +95,11 @@
     </w:p>
     <w:p>
       <w:pPr>
+        <w:pStyle w:val="ListParagraph"/>
+        <w:numPr>
+          <w:ilvl w:val="0"/>
+          <w:numId w:val="2"/>
+        </w:numPr>
         <w:spacing w:before="100" w:beforeAutospacing="1" w:after="100" w:afterAutospacing="1" w:line="240" w:lineRule="auto"/>
         <w:outlineLvl w:val="1"/>
         <w:rPr>
@@ -113,7 +118,107 @@
           <w:sz w:val="36"/>
           <w:szCs w:val="36"/>
         </w:rPr>
-        <w:t>1. Setup</w:t>
+        <w:t>Setup</w:t>
+      </w:r>
+    </w:p>
+    <w:p>
+      <w:pPr>
+        <w:pStyle w:val="ListParagraph"/>
+        <w:numPr>
+          <w:ilvl w:val="0"/>
+          <w:numId w:val="2"/>
+        </w:numPr>
+        <w:spacing w:before="100" w:beforeAutospacing="1" w:after="100" w:afterAutospacing="1" w:line="240" w:lineRule="auto"/>
+        <w:outlineLvl w:val="1"/>
+        <w:rPr>
+          <w:rFonts w:ascii="Times New Roman" w:eastAsia="Times New Roman" w:hAnsi="Times New Roman" w:cs="Times New Roman"/>
+          <w:b/>
+          <w:bCs/>
+          <w:sz w:val="36"/>
+          <w:szCs w:val="36"/>
+        </w:rPr>
+      </w:pPr>
+      <w:r>
+        <w:rPr>
+          <w:rFonts w:ascii="Times New Roman" w:eastAsia="Times New Roman" w:hAnsi="Times New Roman" w:cs="Times New Roman"/>
+          <w:b/>
+          <w:bCs/>
+          <w:sz w:val="36"/>
+          <w:szCs w:val="36"/>
+        </w:rPr>
+        <w:t>Install python 3.xx</w:t>
+      </w:r>
+    </w:p>
+    <w:p>
+      <w:pPr>
+        <w:pStyle w:val="ListParagraph"/>
+        <w:numPr>
+          <w:ilvl w:val="0"/>
+          <w:numId w:val="2"/>
+        </w:numPr>
+        <w:spacing w:before="100" w:beforeAutospacing="1" w:after="100" w:afterAutospacing="1" w:line="240" w:lineRule="auto"/>
+        <w:outlineLvl w:val="1"/>
+        <w:rPr>
+          <w:rFonts w:ascii="Times New Roman" w:eastAsia="Times New Roman" w:hAnsi="Times New Roman" w:cs="Times New Roman"/>
+          <w:b/>
+          <w:bCs/>
+          <w:sz w:val="36"/>
+          <w:szCs w:val="36"/>
+        </w:rPr>
+      </w:pPr>
+      <w:r>
+        <w:rPr>
+          <w:rFonts w:ascii="Times New Roman" w:eastAsia="Times New Roman" w:hAnsi="Times New Roman" w:cs="Times New Roman"/>
+          <w:b/>
+          <w:bCs/>
+          <w:sz w:val="36"/>
+          <w:szCs w:val="36"/>
+        </w:rPr>
+        <w:t xml:space="preserve">Install </w:t>
+      </w:r>
+      <w:proofErr w:type="spellStart"/>
+      <w:r>
+        <w:rPr>
+          <w:rFonts w:ascii="Times New Roman" w:eastAsia="Times New Roman" w:hAnsi="Times New Roman" w:cs="Times New Roman"/>
+          <w:b/>
+          <w:bCs/>
+          <w:sz w:val="36"/>
+          <w:szCs w:val="36"/>
+        </w:rPr>
+        <w:t>Ultrasigma</w:t>
+      </w:r>
+      <w:proofErr w:type="spellEnd"/>
+      <w:r>
+        <w:rPr>
+          <w:rFonts w:ascii="Times New Roman" w:eastAsia="Times New Roman" w:hAnsi="Times New Roman" w:cs="Times New Roman"/>
+          <w:b/>
+          <w:bCs/>
+          <w:sz w:val="36"/>
+          <w:szCs w:val="36"/>
+        </w:rPr>
+        <w:t xml:space="preserve"> driver from </w:t>
+      </w:r>
+      <w:proofErr w:type="spellStart"/>
+      <w:r>
+        <w:rPr>
+          <w:rFonts w:ascii="Times New Roman" w:eastAsia="Times New Roman" w:hAnsi="Times New Roman" w:cs="Times New Roman"/>
+          <w:b/>
+          <w:bCs/>
+          <w:sz w:val="36"/>
+          <w:szCs w:val="36"/>
+        </w:rPr>
+        <w:t>Rigol</w:t>
+      </w:r>
+      <w:proofErr w:type="spellEnd"/>
+      <w:r>
+        <w:rPr>
+          <w:rFonts w:ascii="Times New Roman" w:eastAsia="Times New Roman" w:hAnsi="Times New Roman" w:cs="Times New Roman"/>
+          <w:b/>
+          <w:bCs/>
+          <w:sz w:val="36"/>
+          <w:szCs w:val="36"/>
+        </w:rPr>
+        <w:t xml:space="preserve"> website</w:t>
       </w:r>
     </w:p>
     <w:p>
@@ -444,7 +549,7 @@
           <w:sz w:val="24"/>
           <w:szCs w:val="24"/>
         </w:rPr>
-        <w:t>(Generator buttons may lock — this is normal.)</w:t>
+        <w:t>(Generator buttons may lock  this is normal.)</w:t>
       </w:r>
     </w:p>
     <w:p>
@@ -894,6 +999,95 @@
 <file path=word/numbering.xml><?xml version="1.0" encoding="utf-8"?>
 <w:numbering xmlns:wpc="http://schemas.microsoft.com/office/word/2010/wordprocessingCanvas" xmlns:cx="http://schemas.microsoft.com/office/drawing/2014/chartex" xmlns:cx1="http://schemas.microsoft.com/office/drawing/2015/9/8/chartex" xmlns:cx2="http://schemas.microsoft.com/office/drawing/2015/10/21/chartex" xmlns:cx3="http://schemas.microsoft.com/office/drawing/2016/5/9/chartex" xmlns:cx4="http://schemas.microsoft.com/office/drawing/2016/5/10/chartex" xmlns:cx5="http://schemas.microsoft.com/office/drawing/2016/5/11/chartex" xmlns:cx6="http://schemas.microsoft.com/office/drawing/2016/5/12/chartex" xmlns:cx7="http://schemas.microsoft.com/office/drawing/2016/5/13/chartex" xmlns:cx8="http://schemas.microsoft.com/office/drawing/2016/5/14/chartex" xmlns:mc="http://schemas.openxmlformats.org/markup-compatibility/2006" xmlns:aink="http://schemas.microsoft.com/office/drawing/2016/ink" xmlns:am3d="http://schemas.microsoft.com/office/drawing/2017/model3d" xmlns:o="urn:schemas-microsoft-com:office:office" xmlns:r="http://schemas.openxmlformats.org/officeDocument/2006/relationships" xmlns:m="http://schemas.openxmlformats.org/officeDocument/2006/math" xmlns:v="urn:schemas-microsoft-com:vml" xmlns:wp14="http://schemas.microsoft.com/office/word/2010/wordprocessingDrawing" xmlns:wp="http://schemas.openxmlformats.org/drawingml/2006/wordprocessingDrawing" xmlns:w10="urn:schemas-microsoft-com:office:word" xmlns:w="http://schemas.openxmlformats.org/wordprocessingml/2006/main" xmlns:w14="http://schemas.microsoft.com/office/word/2010/wordml" xmlns:w15="http://schemas.microsoft.com/office/word/2012/wordml" xmlns:w16cex="http://schemas.microsoft.com/office/word/2018/wordml/cex" xmlns:w16cid="http://schemas.microsoft.com/office/word/2016/wordml/cid" xmlns:w16="http://schemas.microsoft.com/office/word/2018/wordml" xmlns:w16sdtdh="http://schemas.microsoft.com/office/word/2020/wordml/sdtdatahash" xmlns:w16se="http://schemas.microsoft.com/office/word/2015/wordml/symex" xmlns:wpg="http://schemas.microsoft.com/office/word/2010/wordprocessingGroup" xmlns:wpi="http://schemas.microsoft.com/office/word/2010/wordprocessingInk" xmlns:wne="http://schemas.microsoft.com/office/word/2006/wordml" xmlns:wps="http://schemas.microsoft.com/office/word/2010/wordprocessingShape" mc:Ignorable="w14 w15 w16se w16cid w16 w16cex w16sdtdh wp14">
   <w:abstractNum w:abstractNumId="0" w15:restartNumberingAfterBreak="0">
+    <w:nsid w:val="016530DC"/>
+    <w:multiLevelType w:val="hybridMultilevel"/>
+    <w:tmpl w:val="68169EB6"/>
+    <w:lvl w:ilvl="0" w:tplc="6F9877B8">
+      <w:start w:val="1"/>
+      <w:numFmt w:val="decimal"/>
+      <w:lvlText w:val="%1."/>
+      <w:lvlJc w:val="left"/>
+      <w:pPr>
+        <w:ind w:left="723" w:hanging="363"/>
+      </w:pPr>
+      <w:rPr>
+        <w:rFonts w:hint="default"/>
+      </w:rPr>
+    </w:lvl>
+    <w:lvl w:ilvl="1" w:tplc="04090019" w:tentative="1">
+      <w:start w:val="1"/>
+      <w:numFmt w:val="lowerLetter"/>
+      <w:lvlText w:val="%2."/>
+      <w:lvlJc w:val="left"/>
+      <w:pPr>
+        <w:ind w:left="1440" w:hanging="360"/>
+      </w:pPr>
+    </w:lvl>
+    <w:lvl w:ilvl="2" w:tplc="0409001B" w:tentative="1">
+      <w:start w:val="1"/>
+      <w:numFmt w:val="lowerRoman"/>
+      <w:lvlText w:val="%3."/>
+      <w:lvlJc w:val="right"/>
+      <w:pPr>
+        <w:ind w:left="2160" w:hanging="180"/>
+      </w:pPr>
+    </w:lvl>
+    <w:lvl w:ilvl="3" w:tplc="0409000F" w:tentative="1">
+      <w:start w:val="1"/>
+      <w:numFmt w:val="decimal"/>
+      <w:lvlText w:val="%4."/>
+      <w:lvlJc w:val="left"/>
+      <w:pPr>
+        <w:ind w:left="2880" w:hanging="360"/>
+      </w:pPr>
+    </w:lvl>
+    <w:lvl w:ilvl="4" w:tplc="04090019" w:tentative="1">
+      <w:start w:val="1"/>
+      <w:numFmt w:val="lowerLetter"/>
+      <w:lvlText w:val="%5."/>
+      <w:lvlJc w:val="left"/>
+      <w:pPr>
+        <w:ind w:left="3600" w:hanging="360"/>
+      </w:pPr>
+    </w:lvl>
+    <w:lvl w:ilvl="5" w:tplc="0409001B" w:tentative="1">
+      <w:start w:val="1"/>
+      <w:numFmt w:val="lowerRoman"/>
+      <w:lvlText w:val="%6."/>
+      <w:lvlJc w:val="right"/>
+      <w:pPr>
+        <w:ind w:left="4320" w:hanging="180"/>
+      </w:pPr>
+    </w:lvl>
+    <w:lvl w:ilvl="6" w:tplc="0409000F" w:tentative="1">
+      <w:start w:val="1"/>
+      <w:numFmt w:val="decimal"/>
+      <w:lvlText w:val="%7."/>
+      <w:lvlJc w:val="left"/>
+      <w:pPr>
+        <w:ind w:left="5040" w:hanging="360"/>
+      </w:pPr>
+    </w:lvl>
+    <w:lvl w:ilvl="7" w:tplc="04090019" w:tentative="1">
+      <w:start w:val="1"/>
+      <w:numFmt w:val="lowerLetter"/>
+      <w:lvlText w:val="%8."/>
+      <w:lvlJc w:val="left"/>
+      <w:pPr>
+        <w:ind w:left="5760" w:hanging="360"/>
+      </w:pPr>
+    </w:lvl>
+    <w:lvl w:ilvl="8" w:tplc="0409001B" w:tentative="1">
+      <w:start w:val="1"/>
+      <w:numFmt w:val="lowerRoman"/>
+      <w:lvlText w:val="%9."/>
+      <w:lvlJc w:val="right"/>
+      <w:pPr>
+        <w:ind w:left="6480" w:hanging="180"/>
+      </w:pPr>
+    </w:lvl>
+  </w:abstractNum>
+  <w:abstractNum w:abstractNumId="1" w15:restartNumberingAfterBreak="0">
     <w:nsid w:val="5FDF38FA"/>
     <w:multiLevelType w:val="multilevel"/>
     <w:tmpl w:val="238C056C"/>
@@ -1007,6 +1201,9 @@
     </w:lvl>
   </w:abstractNum>
   <w:num w:numId="1">
+    <w:abstractNumId w:val="1"/>
+  </w:num>
+  <w:num w:numId="2">
     <w:abstractNumId w:val="0"/>
   </w:num>
 </w:numbering>
@@ -1544,6 +1741,17 @@
       <w:iCs/>
     </w:rPr>
   </w:style>
+  <w:style w:type="paragraph" w:styleId="ListParagraph">
+    <w:name w:val="List Paragraph"/>
+    <w:basedOn w:val="Normal"/>
+    <w:uiPriority w:val="34"/>
+    <w:qFormat/>
+    <w:rsid w:val="00DC0057"/>
+    <w:pPr>
+      <w:ind w:left="720"/>
+      <w:contextualSpacing/>
+    </w:pPr>
+  </w:style>
 </w:styles>
 </file>
 

--- a/Quick Run Guide for Rigol DG1022Z Stimulation GUI.docx
+++ b/Quick Run Guide for Rigol DG1022Z Stimulation GUI.docx
@@ -46,31 +46,7 @@
           <w:sz w:val="48"/>
           <w:szCs w:val="48"/>
         </w:rPr>
-        <w:t xml:space="preserve"> </w:t>
-      </w:r>
-      <w:proofErr w:type="spellStart"/>
-      <w:r>
-        <w:rPr>
-          <w:rFonts w:ascii="Times New Roman" w:eastAsia="Times New Roman" w:hAnsi="Times New Roman" w:cs="Times New Roman"/>
-          <w:b/>
-          <w:bCs/>
-          <w:kern w:val="36"/>
-          <w:sz w:val="48"/>
-          <w:szCs w:val="48"/>
-        </w:rPr>
-        <w:t>Rigol</w:t>
-      </w:r>
-      <w:proofErr w:type="spellEnd"/>
-      <w:r>
-        <w:rPr>
-          <w:rFonts w:ascii="Times New Roman" w:eastAsia="Times New Roman" w:hAnsi="Times New Roman" w:cs="Times New Roman"/>
-          <w:b/>
-          <w:bCs/>
-          <w:kern w:val="36"/>
-          <w:sz w:val="48"/>
-          <w:szCs w:val="48"/>
-        </w:rPr>
-        <w:t xml:space="preserve"> DG1022Z Stimulation GUI</w:t>
+        <w:t xml:space="preserve"> Rigol DG1022Z Stimulation GUI</w:t>
       </w:r>
     </w:p>
     <w:p>
@@ -174,10 +150,18 @@
           <w:sz w:val="36"/>
           <w:szCs w:val="36"/>
         </w:rPr>
-        <w:t xml:space="preserve">Install </w:t>
-      </w:r>
-      <w:proofErr w:type="spellStart"/>
-      <w:r>
+        <w:t>Install Ultrasigma driver from Rigol website</w:t>
+      </w:r>
+    </w:p>
+    <w:p>
+      <w:pPr>
+        <w:pStyle w:val="ListParagraph"/>
+        <w:numPr>
+          <w:ilvl w:val="0"/>
+          <w:numId w:val="2"/>
+        </w:numPr>
+        <w:spacing w:before="100" w:beforeAutospacing="1" w:after="100" w:afterAutospacing="1" w:line="240" w:lineRule="auto"/>
+        <w:outlineLvl w:val="1"/>
         <w:rPr>
           <w:rFonts w:ascii="Times New Roman" w:eastAsia="Times New Roman" w:hAnsi="Times New Roman" w:cs="Times New Roman"/>
           <w:b/>
@@ -185,9 +169,7 @@
           <w:sz w:val="36"/>
           <w:szCs w:val="36"/>
         </w:rPr>
-        <w:t>Ultrasigma</w:t>
-      </w:r>
-      <w:proofErr w:type="spellEnd"/>
+      </w:pPr>
       <w:r>
         <w:rPr>
           <w:rFonts w:ascii="Times New Roman" w:eastAsia="Times New Roman" w:hAnsi="Times New Roman" w:cs="Times New Roman"/>
@@ -196,9 +178,21 @@
           <w:sz w:val="36"/>
           <w:szCs w:val="36"/>
         </w:rPr>
-        <w:t xml:space="preserve"> driver from </w:t>
-      </w:r>
-      <w:proofErr w:type="spellStart"/>
+        <w:t xml:space="preserve">Go to </w:t>
+      </w:r>
+      <w:hyperlink r:id="rId5" w:history="1">
+        <w:r>
+          <w:rPr>
+            <w:rStyle w:val="Hyperlink"/>
+            <w:rFonts w:ascii="Times New Roman" w:eastAsia="Times New Roman" w:hAnsi="Times New Roman" w:cs="Times New Roman"/>
+            <w:b/>
+            <w:bCs/>
+            <w:sz w:val="36"/>
+            <w:szCs w:val="36"/>
+          </w:rPr>
+          <w:t>https://github.com/HamedShabani/Rigol_FG_stim</w:t>
+        </w:r>
+      </w:hyperlink>
       <w:r>
         <w:rPr>
           <w:rFonts w:ascii="Times New Roman" w:eastAsia="Times New Roman" w:hAnsi="Times New Roman" w:cs="Times New Roman"/>
@@ -207,18 +201,7 @@
           <w:sz w:val="36"/>
           <w:szCs w:val="36"/>
         </w:rPr>
-        <w:t>Rigol</w:t>
-      </w:r>
-      <w:proofErr w:type="spellEnd"/>
-      <w:r>
-        <w:rPr>
-          <w:rFonts w:ascii="Times New Roman" w:eastAsia="Times New Roman" w:hAnsi="Times New Roman" w:cs="Times New Roman"/>
-          <w:b/>
-          <w:bCs/>
-          <w:sz w:val="36"/>
-          <w:szCs w:val="36"/>
-        </w:rPr>
-        <w:t xml:space="preserve"> website</w:t>
+        <w:t xml:space="preserve"> and download the file rigol_fg_gui_final2.py</w:t>
       </w:r>
     </w:p>
     <w:p>
@@ -244,25 +227,7 @@
           <w:sz w:val="24"/>
           <w:szCs w:val="24"/>
         </w:rPr>
-        <w:t xml:space="preserve"> Turn ON the </w:t>
-      </w:r>
-      <w:proofErr w:type="spellStart"/>
-      <w:r>
-        <w:rPr>
-          <w:rFonts w:ascii="Times New Roman" w:eastAsia="Times New Roman" w:hAnsi="Times New Roman" w:cs="Times New Roman"/>
-          <w:sz w:val="24"/>
-          <w:szCs w:val="24"/>
-        </w:rPr>
-        <w:t>Rigol</w:t>
-      </w:r>
-      <w:proofErr w:type="spellEnd"/>
-      <w:r>
-        <w:rPr>
-          <w:rFonts w:ascii="Times New Roman" w:eastAsia="Times New Roman" w:hAnsi="Times New Roman" w:cs="Times New Roman"/>
-          <w:sz w:val="24"/>
-          <w:szCs w:val="24"/>
-        </w:rPr>
-        <w:t xml:space="preserve"> DG1022Z</w:t>
+        <w:t xml:space="preserve"> Turn ON the Rigol DG1022Z</w:t>
       </w:r>
       <w:r>
         <w:rPr>
@@ -334,25 +299,7 @@
           <w:sz w:val="24"/>
           <w:szCs w:val="24"/>
         </w:rPr>
-        <w:t xml:space="preserve"> Close </w:t>
-      </w:r>
-      <w:proofErr w:type="spellStart"/>
-      <w:r>
-        <w:rPr>
-          <w:rFonts w:ascii="Times New Roman" w:eastAsia="Times New Roman" w:hAnsi="Times New Roman" w:cs="Times New Roman"/>
-          <w:sz w:val="24"/>
-          <w:szCs w:val="24"/>
-        </w:rPr>
-        <w:t>UltraSigma</w:t>
-      </w:r>
-      <w:proofErr w:type="spellEnd"/>
-      <w:r>
-        <w:rPr>
-          <w:rFonts w:ascii="Times New Roman" w:eastAsia="Times New Roman" w:hAnsi="Times New Roman" w:cs="Times New Roman"/>
-          <w:sz w:val="24"/>
-          <w:szCs w:val="24"/>
-        </w:rPr>
-        <w:t xml:space="preserve"> before using the GUI</w:t>
+        <w:t xml:space="preserve"> Close UltraSigma before using the GUI</w:t>
       </w:r>
     </w:p>
     <w:p>
@@ -818,29 +765,7 @@
                 <w:sz w:val="24"/>
                 <w:szCs w:val="24"/>
               </w:rPr>
-              <w:t>Amplitude (</w:t>
-            </w:r>
-            <w:proofErr w:type="spellStart"/>
-            <w:r>
-              <w:rPr>
-                <w:rFonts w:ascii="Times New Roman" w:eastAsia="Times New Roman" w:hAnsi="Times New Roman" w:cs="Times New Roman"/>
-                <w:b/>
-                <w:bCs/>
-                <w:sz w:val="24"/>
-                <w:szCs w:val="24"/>
-              </w:rPr>
-              <w:t>Vpp</w:t>
-            </w:r>
-            <w:proofErr w:type="spellEnd"/>
-            <w:r>
-              <w:rPr>
-                <w:rFonts w:ascii="Times New Roman" w:eastAsia="Times New Roman" w:hAnsi="Times New Roman" w:cs="Times New Roman"/>
-                <w:b/>
-                <w:bCs/>
-                <w:sz w:val="24"/>
-                <w:szCs w:val="24"/>
-              </w:rPr>
-              <w:t>)</w:t>
+              <w:t>Amplitude (Vpp)</w:t>
             </w:r>
           </w:p>
         </w:tc>
@@ -954,6 +879,7 @@
                 <w:sz w:val="24"/>
                 <w:szCs w:val="24"/>
               </w:rPr>
+              <w:lastRenderedPageBreak/>
               <w:t>Reps</w:t>
             </w:r>
           </w:p>
@@ -1752,6 +1678,29 @@
       <w:contextualSpacing/>
     </w:pPr>
   </w:style>
+  <w:style w:type="character" w:styleId="Hyperlink">
+    <w:name w:val="Hyperlink"/>
+    <w:basedOn w:val="DefaultParagraphFont"/>
+    <w:uiPriority w:val="99"/>
+    <w:unhideWhenUsed/>
+    <w:rsid w:val="00D25395"/>
+    <w:rPr>
+      <w:color w:val="0563C1" w:themeColor="hyperlink"/>
+      <w:u w:val="single"/>
+    </w:rPr>
+  </w:style>
+  <w:style w:type="character" w:styleId="UnresolvedMention">
+    <w:name w:val="Unresolved Mention"/>
+    <w:basedOn w:val="DefaultParagraphFont"/>
+    <w:uiPriority w:val="99"/>
+    <w:semiHidden/>
+    <w:unhideWhenUsed/>
+    <w:rsid w:val="00D25395"/>
+    <w:rPr>
+      <w:color w:val="605E5C"/>
+      <w:shd w:val="clear" w:color="auto" w:fill="E1DFDD"/>
+    </w:rPr>
+  </w:style>
 </w:styles>
 </file>
 
